--- a/companies/alder-ridge/source-files/Shared/Finance/Investor Relations/Peer analysis/peer review notes + comparability decisions - 7.3 DC.docx
+++ b/companies/alder-ridge/source-files/Shared/Finance/Investor Relations/Peer analysis/peer review notes + comparability decisions - 7.3 DC.docx
@@ -732,7 +732,7 @@
     </w:p>
     <w:p>
       <w:r>
-        <w:t>Decision 1: Exclude the documented non-comparable outlier before calculating either median.</w:t>
+        <w:t>Decision 1: Exclude the documented non-comparable outlier before calculating either median and use inclusive 25th and 75th percentiles for the lower and upper quartiles.</w:t>
       </w:r>
     </w:p>
     <w:p>
